--- a/workspace/测试报告/测试报告_20260516.docx
+++ b/workspace/测试报告/测试报告_20260516.docx
@@ -28,7 +28,7 @@
     </w:p>
     <w:p>
       <w:r>
-        <w:t>报告日期：2026-05-16 04:03</w:t>
+        <w:t>报告日期：2026-05-16 14:54</w:t>
       </w:r>
     </w:p>
     <w:p>
